--- a/러시아 인권변호사/5부/5부_12화_재선의_기로.docx
+++ b/러시아 인권변호사/5부/5부_12화_재선의_기로.docx
@@ -36,7 +36,7 @@
           <w:i w:val="0"/>
           <w:sz w:val="22"/>
         </w:rPr>
-        <w:t>알렉세이 “료샤” 오를로프(대통령) / 이리나 마르첸코(대통령 법률 자문) / 카탸 리시나(대통령 행정실장) / 아나톨리 그레벤시코프(정무 참모, 재선 캠프 전략) / 키릴 안드레예비치 스미르노프(국가재정투명성청장) / 아나스타시야(나스탸) 드미트리예브나(국가재정투명성청 공동 책임자) / 이졸다 티모페예브나 소콜로바(수석 감사역) / 베니아민 올레고비치 스트레시네프(포렌식 회계사) / 여론조사 전문가 발렌티나 코스트로바(신규) / 아르툠 이고레비치 코발추크(포퓰리스트 운동 「Спокойная страна」 대표, 대선 후보) / 토론 진행자·청중(단역) / 안나 오를로바(료샤의 어머니)</w:t>
+        <w:t>알렉세이 “료샤” 오를로프(대통령) / 이리나 마르첸코(대통령 법률 자문) / 카탸 리시나(대통령 행정실장) / 아나톨리 그레벤시코프(정무 참모, 재선 캠프 전략) / 키릴 안드레예비치 스미르노프(국가재정투명성청장) / 아나스타시야(나스탸) 드미트리예브나(국가재정투명성청 공동 책임자) / 이졸다 티모페예브나 소콜로바(수석 감사역) / 베니아민 올레고비치 스트레시네프(포렌식 회계사) / 여론조사 전문가 발렌티나 코스트로바(신규) / 아르툠 이고레비치 코발추크(포퓰리스트 운동 「Спокойная страна」 대표, 대선 후보) / 토론 진행자·청중·용접공(단역) / 안나 오를로바(료샤의 어머니)</w:t>
       </w:r>
     </w:p>
     <w:p>
@@ -439,7 +439,7 @@
           <w:i w:val="0"/>
           <w:sz w:val="22"/>
         </w:rPr>
-        <w:t>И есть четвёртое, которого нет в ваших таблицах. Люди не понимают, зачем вообще эти выборы. Президент избран на шесть лет — и через полтора года снова голосование. Многие думают, что вы чего-то боитесь.</w:t>
+        <w:t>И есть четвёртое, которого нет в ваших таблицах. Люди не понимают, зачем вообще эти выборы. Президент избран на четыре года — и через полтора года снова голосование. Многие думают, что вы чего-то боитесь.</w:t>
       </w:r>
     </w:p>
     <w:p>
@@ -463,6 +463,52 @@
           <w:sz w:val="22"/>
         </w:rPr>
         <w:t>Досрочные выборы — по двенадцатой статье нового конституционного пакета: Алексей Николаевич сам настоял, чтобы получить мандат заново, раз полномочия президента урезаны по новым правилам.</w:t>
+      </w:r>
+    </w:p>
+    <w:p>
+      <w:pPr>
+        <w:spacing w:before="0" w:after="110" w:line="300" w:lineRule="auto"/>
+      </w:pPr>
+      <w:r>
+        <w:rPr>
+          <w:rFonts w:ascii="Times New Roman" w:hAnsi="Times New Roman" w:eastAsia="Malgun Gothic"/>
+          <w:b/>
+          <w:i w:val="0"/>
+          <w:sz w:val="22"/>
+        </w:rPr>
+        <w:t xml:space="preserve">Кострова: </w:t>
+      </w:r>
+      <w:r>
+        <w:rPr>
+          <w:rFonts w:ascii="Times New Roman" w:hAnsi="Times New Roman" w:eastAsia="Malgun Gothic"/>
+          <w:b w:val="0"/>
+          <w:i w:val="0"/>
+          <w:sz w:val="22"/>
+        </w:rPr>
+        <w:t>А что люди получают взамен? Им нужна не процедура, а понятная сделка.</w:t>
+      </w:r>
+    </w:p>
+    <w:p>
+      <w:pPr>
+        <w:spacing w:before="0" w:after="110" w:line="300" w:lineRule="auto"/>
+      </w:pPr>
+      <w:r>
+        <w:rPr>
+          <w:rFonts w:ascii="Times New Roman" w:hAnsi="Times New Roman" w:eastAsia="Malgun Gothic"/>
+          <w:b/>
+          <w:i w:val="0"/>
+          <w:sz w:val="22"/>
+        </w:rPr>
+        <w:t xml:space="preserve">Ирина: </w:t>
+      </w:r>
+      <w:r>
+        <w:rPr>
+          <w:rFonts w:ascii="Times New Roman" w:hAnsi="Times New Roman" w:eastAsia="Malgun Gothic"/>
+          <w:b w:val="0"/>
+          <w:i w:val="0"/>
+          <w:sz w:val="22"/>
+        </w:rPr>
+        <w:t>Сделка простая. Победа — и с этого дня новый полный срок, четыре года, а не остаток старого. Поражение — и он уходит. И по той же статье больше двух сроков подряд не бывает ни у кого, в том числе у него.</w:t>
       </w:r>
     </w:p>
     <w:p>
@@ -955,7 +1001,7 @@
           <w:color w:val="555555"/>
           <w:sz w:val="22"/>
         </w:rPr>
-        <w:t>(пауза)</w:t>
+        <w:t>(пауза, с горечью)</w:t>
       </w:r>
       <w:r>
         <w:rPr>
@@ -964,7 +1010,7 @@
           <w:i w:val="0"/>
           <w:sz w:val="22"/>
         </w:rPr>
-        <w:t xml:space="preserve"> Знаете, что сказал бы Пушкин? «Живая власть для черни ненавистна, они любить умеют только мёртвых». Это Борис Годунов про свой народ.</w:t>
+        <w:t xml:space="preserve"> Или признать, что реформаторов любят только в учебниках истории. Посмертно.</w:t>
       </w:r>
     </w:p>
     <w:p>
@@ -987,7 +1033,7 @@
           <w:i w:val="0"/>
           <w:sz w:val="22"/>
         </w:rPr>
-        <w:t>Борис говорил это, когда уже потерял право на доверие. Вы — нет. И я не позволю вам говорить о людях словами Годунова.</w:t>
+        <w:t>Так говорят те, кто уже потерял право на доверие. Вы — нет. И я не позволю вам говорить о людях так, будто они вас уже предали.</w:t>
       </w:r>
     </w:p>
     <w:p>
@@ -1020,7 +1066,7 @@
           <w:i w:val="0"/>
           <w:sz w:val="22"/>
         </w:rPr>
-        <w:t xml:space="preserve"> Справедливо. Быков бы одобрил вашу стратегию, а не мою цитату.</w:t>
+        <w:t xml:space="preserve"> Справедливо. Быков бы одобрил вашу стратегию, а не мою горечь.</w:t>
       </w:r>
     </w:p>
     <w:p>
@@ -1243,6 +1289,108 @@
           <w:i w:val="0"/>
           <w:sz w:val="22"/>
         </w:rPr>
+        <w:t>Гребенщиков говорит, что за полгода всё можно вернуть. А можно и всё потерять.</w:t>
+      </w:r>
+    </w:p>
+    <w:p>
+      <w:pPr>
+        <w:spacing w:before="0" w:after="110" w:line="300" w:lineRule="auto"/>
+      </w:pPr>
+      <w:r>
+        <w:rPr>
+          <w:rFonts w:ascii="Times New Roman" w:hAnsi="Times New Roman" w:eastAsia="Malgun Gothic"/>
+          <w:b/>
+          <w:i w:val="0"/>
+          <w:sz w:val="22"/>
+        </w:rPr>
+        <w:t xml:space="preserve">Анна: </w:t>
+      </w:r>
+      <w:r>
+        <w:rPr>
+          <w:rFonts w:ascii="Times New Roman" w:hAnsi="Times New Roman" w:eastAsia="Malgun Gothic"/>
+          <w:b w:val="0"/>
+          <w:i w:val="0"/>
+          <w:sz w:val="22"/>
+        </w:rPr>
+        <w:t>Цыплят по осени считают, сынок. Выборы ещё не прошли, а ты уже подсчитываешь.</w:t>
+      </w:r>
+    </w:p>
+    <w:p>
+      <w:pPr>
+        <w:spacing w:before="0" w:after="110" w:line="300" w:lineRule="auto"/>
+      </w:pPr>
+      <w:r>
+        <w:rPr>
+          <w:rFonts w:ascii="Times New Roman" w:hAnsi="Times New Roman" w:eastAsia="Malgun Gothic"/>
+          <w:b/>
+          <w:i w:val="0"/>
+          <w:sz w:val="22"/>
+        </w:rPr>
+        <w:t xml:space="preserve">Лёша: </w:t>
+      </w:r>
+      <w:r>
+        <w:rPr>
+          <w:rFonts w:ascii="Times New Roman" w:hAnsi="Times New Roman" w:eastAsia="Malgun Gothic"/>
+          <w:b w:val="0"/>
+          <w:i/>
+          <w:color w:val="555555"/>
+          <w:sz w:val="22"/>
+        </w:rPr>
+        <w:t>(слабо улыбаясь)</w:t>
+      </w:r>
+      <w:r>
+        <w:rPr>
+          <w:rFonts w:ascii="Times New Roman" w:hAnsi="Times New Roman" w:eastAsia="Malgun Gothic"/>
+          <w:b w:val="0"/>
+          <w:i w:val="0"/>
+          <w:sz w:val="22"/>
+        </w:rPr>
+        <w:t xml:space="preserve"> Вы мне это всю жизнь говорите.</w:t>
+      </w:r>
+    </w:p>
+    <w:p>
+      <w:pPr>
+        <w:spacing w:before="0" w:after="110" w:line="300" w:lineRule="auto"/>
+      </w:pPr>
+      <w:r>
+        <w:rPr>
+          <w:rFonts w:ascii="Times New Roman" w:hAnsi="Times New Roman" w:eastAsia="Malgun Gothic"/>
+          <w:b/>
+          <w:i w:val="0"/>
+          <w:sz w:val="22"/>
+        </w:rPr>
+        <w:t xml:space="preserve">Анна: </w:t>
+      </w:r>
+      <w:r>
+        <w:rPr>
+          <w:rFonts w:ascii="Times New Roman" w:hAnsi="Times New Roman" w:eastAsia="Malgun Gothic"/>
+          <w:b w:val="0"/>
+          <w:i w:val="0"/>
+          <w:sz w:val="22"/>
+        </w:rPr>
+        <w:t>И всю жизнь оказываюсь права.</w:t>
+      </w:r>
+    </w:p>
+    <w:p>
+      <w:pPr>
+        <w:spacing w:before="0" w:after="110" w:line="300" w:lineRule="auto"/>
+      </w:pPr>
+      <w:r>
+        <w:rPr>
+          <w:rFonts w:ascii="Times New Roman" w:hAnsi="Times New Roman" w:eastAsia="Malgun Gothic"/>
+          <w:b/>
+          <w:i w:val="0"/>
+          <w:sz w:val="22"/>
+        </w:rPr>
+        <w:t xml:space="preserve">Лёша: </w:t>
+      </w:r>
+      <w:r>
+        <w:rPr>
+          <w:rFonts w:ascii="Times New Roman" w:hAnsi="Times New Roman" w:eastAsia="Malgun Gothic"/>
+          <w:b w:val="0"/>
+          <w:i w:val="0"/>
+          <w:sz w:val="22"/>
+        </w:rPr>
         <w:t>А если люди выберут другого?</w:t>
       </w:r>
     </w:p>
@@ -1926,6 +2074,184 @@
     </w:p>
     <w:p>
       <w:pPr>
+        <w:spacing w:before="0" w:after="110" w:line="300" w:lineRule="auto"/>
+      </w:pPr>
+      <w:r>
+        <w:rPr>
+          <w:rFonts w:ascii="Times New Roman" w:hAnsi="Times New Roman" w:eastAsia="Malgun Gothic"/>
+          <w:b w:val="0"/>
+          <w:i/>
+          <w:color w:val="555555"/>
+          <w:sz w:val="22"/>
+        </w:rPr>
+        <w:t>(после выступления к Лёше пробирается тот, кто кричал из зала)</w:t>
+      </w:r>
+    </w:p>
+    <w:p>
+      <w:pPr>
+        <w:spacing w:before="0" w:after="110" w:line="300" w:lineRule="auto"/>
+      </w:pPr>
+      <w:r>
+        <w:rPr>
+          <w:rFonts w:ascii="Times New Roman" w:hAnsi="Times New Roman" w:eastAsia="Malgun Gothic"/>
+          <w:b/>
+          <w:i w:val="0"/>
+          <w:sz w:val="22"/>
+        </w:rPr>
+        <w:t xml:space="preserve">Сварщик: </w:t>
+      </w:r>
+      <w:r>
+        <w:rPr>
+          <w:rFonts w:ascii="Times New Roman" w:hAnsi="Times New Roman" w:eastAsia="Malgun Gothic"/>
+          <w:b w:val="0"/>
+          <w:i/>
+          <w:color w:val="555555"/>
+          <w:sz w:val="22"/>
+        </w:rPr>
+        <w:t>(уже без крика)</w:t>
+      </w:r>
+      <w:r>
+        <w:rPr>
+          <w:rFonts w:ascii="Times New Roman" w:hAnsi="Times New Roman" w:eastAsia="Malgun Gothic"/>
+          <w:b w:val="0"/>
+          <w:i w:val="0"/>
+          <w:sz w:val="22"/>
+        </w:rPr>
+        <w:t xml:space="preserve"> Я сварщик. Двадцать лет стажа, из них двенадцать — «в конверте». Мне пятьдесят два. Куда меня переобучать?</w:t>
+      </w:r>
+    </w:p>
+    <w:p>
+      <w:pPr>
+        <w:spacing w:before="0" w:after="110" w:line="300" w:lineRule="auto"/>
+      </w:pPr>
+      <w:r>
+        <w:rPr>
+          <w:rFonts w:ascii="Times New Roman" w:hAnsi="Times New Roman" w:eastAsia="Malgun Gothic"/>
+          <w:b/>
+          <w:i w:val="0"/>
+          <w:sz w:val="22"/>
+        </w:rPr>
+        <w:t xml:space="preserve">Лёша: </w:t>
+      </w:r>
+      <w:r>
+        <w:rPr>
+          <w:rFonts w:ascii="Times New Roman" w:hAnsi="Times New Roman" w:eastAsia="Malgun Gothic"/>
+          <w:b w:val="0"/>
+          <w:i w:val="0"/>
+          <w:sz w:val="22"/>
+        </w:rPr>
+        <w:t xml:space="preserve">Сварщики сейчас нужны на легальных стройках — их больше, чем год назад. </w:t>
+      </w:r>
+      <w:r>
+        <w:rPr>
+          <w:rFonts w:ascii="Times New Roman" w:hAnsi="Times New Roman" w:eastAsia="Malgun Gothic"/>
+          <w:b w:val="0"/>
+          <w:i/>
+          <w:color w:val="555555"/>
+          <w:sz w:val="22"/>
+        </w:rPr>
+        <w:t>(Кате)</w:t>
+      </w:r>
+      <w:r>
+        <w:rPr>
+          <w:rFonts w:ascii="Times New Roman" w:hAnsi="Times New Roman" w:eastAsia="Malgun Gothic"/>
+          <w:b w:val="0"/>
+          <w:i w:val="0"/>
+          <w:sz w:val="22"/>
+        </w:rPr>
+        <w:t xml:space="preserve"> Запишите его данные. </w:t>
+      </w:r>
+      <w:r>
+        <w:rPr>
+          <w:rFonts w:ascii="Times New Roman" w:hAnsi="Times New Roman" w:eastAsia="Malgun Gothic"/>
+          <w:b w:val="0"/>
+          <w:i/>
+          <w:color w:val="555555"/>
+          <w:sz w:val="22"/>
+        </w:rPr>
+        <w:t>(сварщику)</w:t>
+      </w:r>
+      <w:r>
+        <w:rPr>
+          <w:rFonts w:ascii="Times New Roman" w:hAnsi="Times New Roman" w:eastAsia="Malgun Gothic"/>
+          <w:b w:val="0"/>
+          <w:i w:val="0"/>
+          <w:sz w:val="22"/>
+        </w:rPr>
+        <w:t xml:space="preserve"> Через неделю вам позвонят. Если не позвонят — звоните сюда сами.</w:t>
+      </w:r>
+    </w:p>
+    <w:p>
+      <w:pPr>
+        <w:spacing w:before="0" w:after="110" w:line="300" w:lineRule="auto"/>
+      </w:pPr>
+      <w:r>
+        <w:rPr>
+          <w:rFonts w:ascii="Times New Roman" w:hAnsi="Times New Roman" w:eastAsia="Malgun Gothic"/>
+          <w:b/>
+          <w:i w:val="0"/>
+          <w:sz w:val="22"/>
+        </w:rPr>
+        <w:t xml:space="preserve">Сварщик: </w:t>
+      </w:r>
+      <w:r>
+        <w:rPr>
+          <w:rFonts w:ascii="Times New Roman" w:hAnsi="Times New Roman" w:eastAsia="Malgun Gothic"/>
+          <w:b w:val="0"/>
+          <w:i w:val="0"/>
+          <w:sz w:val="22"/>
+        </w:rPr>
+        <w:t>А если и тут трубку не возьмут?</w:t>
+      </w:r>
+    </w:p>
+    <w:p>
+      <w:pPr>
+        <w:spacing w:before="0" w:after="110" w:line="300" w:lineRule="auto"/>
+      </w:pPr>
+      <w:r>
+        <w:rPr>
+          <w:rFonts w:ascii="Times New Roman" w:hAnsi="Times New Roman" w:eastAsia="Malgun Gothic"/>
+          <w:b/>
+          <w:i w:val="0"/>
+          <w:sz w:val="22"/>
+        </w:rPr>
+        <w:t xml:space="preserve">Лёша: </w:t>
+      </w:r>
+      <w:r>
+        <w:rPr>
+          <w:rFonts w:ascii="Times New Roman" w:hAnsi="Times New Roman" w:eastAsia="Malgun Gothic"/>
+          <w:b w:val="0"/>
+          <w:i w:val="0"/>
+          <w:sz w:val="22"/>
+        </w:rPr>
+        <w:t>Тогда вы будете правы, а я — нет. И скажете это вслух на следующем митинге.</w:t>
+      </w:r>
+    </w:p>
+    <w:p>
+      <w:pPr>
+        <w:spacing w:before="0" w:after="110" w:line="300" w:lineRule="auto"/>
+      </w:pPr>
+      <w:r>
+        <w:rPr>
+          <w:rFonts w:ascii="Times New Roman" w:hAnsi="Times New Roman" w:eastAsia="Malgun Gothic"/>
+          <w:b/>
+          <w:i w:val="0"/>
+          <w:sz w:val="22"/>
+        </w:rPr>
+        <w:t xml:space="preserve">Катя: </w:t>
+      </w:r>
+      <w:r>
+        <w:rPr>
+          <w:rFonts w:ascii="Times New Roman" w:hAnsi="Times New Roman" w:eastAsia="Malgun Gothic"/>
+          <w:b w:val="0"/>
+          <w:i w:val="0"/>
+          <w:sz w:val="22"/>
+        </w:rPr>
+        <w:t>Записала. Звонок будет в понедельник. Я прослежу.</w:t>
+      </w:r>
+    </w:p>
+    <w:p>
+      <w:pPr>
         <w:keepNext/>
         <w:spacing w:before="320" w:after="140"/>
       </w:pPr>
@@ -2168,6 +2494,52 @@
           <w:i w:val="0"/>
           <w:sz w:val="22"/>
         </w:rPr>
+        <w:t xml:space="preserve">Ковальчук: </w:t>
+      </w:r>
+      <w:r>
+        <w:rPr>
+          <w:rFonts w:ascii="Times New Roman" w:hAnsi="Times New Roman" w:eastAsia="Malgun Gothic"/>
+          <w:b w:val="0"/>
+          <w:i w:val="0"/>
+          <w:sz w:val="22"/>
+        </w:rPr>
+        <w:t>Красиво сказано. Только людям нужно не красиво, а спокойно.</w:t>
+      </w:r>
+    </w:p>
+    <w:p>
+      <w:pPr>
+        <w:spacing w:before="0" w:after="110" w:line="300" w:lineRule="auto"/>
+      </w:pPr>
+      <w:r>
+        <w:rPr>
+          <w:rFonts w:ascii="Times New Roman" w:hAnsi="Times New Roman" w:eastAsia="Malgun Gothic"/>
+          <w:b/>
+          <w:i w:val="0"/>
+          <w:sz w:val="22"/>
+        </w:rPr>
+        <w:t xml:space="preserve">Лёша: </w:t>
+      </w:r>
+      <w:r>
+        <w:rPr>
+          <w:rFonts w:ascii="Times New Roman" w:hAnsi="Times New Roman" w:eastAsia="Malgun Gothic"/>
+          <w:b w:val="0"/>
+          <w:i w:val="0"/>
+          <w:sz w:val="22"/>
+        </w:rPr>
+        <w:t>Спокойно было при прежней власти, Артём Игоревич. Особенно тем, кто воровал.</w:t>
+      </w:r>
+    </w:p>
+    <w:p>
+      <w:pPr>
+        <w:spacing w:before="0" w:after="110" w:line="300" w:lineRule="auto"/>
+      </w:pPr>
+      <w:r>
+        <w:rPr>
+          <w:rFonts w:ascii="Times New Roman" w:hAnsi="Times New Roman" w:eastAsia="Malgun Gothic"/>
+          <w:b/>
+          <w:i w:val="0"/>
+          <w:sz w:val="22"/>
+        </w:rPr>
         <w:t xml:space="preserve">Ведущий: </w:t>
       </w:r>
       <w:r>
@@ -2387,7 +2759,7 @@
           <w:i w:val="0"/>
           <w:sz w:val="22"/>
         </w:rPr>
-        <w:t xml:space="preserve"> Вы только что отобрали у меня Пушкина второй раз за неделю.</w:t>
+        <w:t xml:space="preserve"> Вы только что отобрали у меня Пушкина. Вместе с высшим судом.</w:t>
       </w:r>
     </w:p>
     <w:p>
@@ -2625,6 +2997,29 @@
     </w:p>
     <w:p>
       <w:pPr>
+        <w:spacing w:before="0" w:after="110" w:line="300" w:lineRule="auto"/>
+      </w:pPr>
+      <w:r>
+        <w:rPr>
+          <w:rFonts w:ascii="Times New Roman" w:hAnsi="Times New Roman" w:eastAsia="Malgun Gothic"/>
+          <w:b/>
+          <w:i w:val="0"/>
+          <w:sz w:val="22"/>
+        </w:rPr>
+        <w:t xml:space="preserve">Изольда: </w:t>
+      </w:r>
+      <w:r>
+        <w:rPr>
+          <w:rFonts w:ascii="Times New Roman" w:hAnsi="Times New Roman" w:eastAsia="Malgun Gothic"/>
+          <w:b w:val="0"/>
+          <w:i w:val="0"/>
+          <w:sz w:val="22"/>
+        </w:rPr>
+        <w:t>Тридцать лет в профессии, Алексей Николаевич, а такого постоянного клиента у меня ещё не было.</w:t>
+      </w:r>
+    </w:p>
+    <w:p>
+      <w:pPr>
         <w:keepNext/>
         <w:spacing w:before="320" w:after="140"/>
       </w:pPr>
@@ -2834,6 +3229,52 @@
           <w:i w:val="0"/>
           <w:sz w:val="22"/>
         </w:rPr>
+        <w:t xml:space="preserve">Ирина: </w:t>
+      </w:r>
+      <w:r>
+        <w:rPr>
+          <w:rFonts w:ascii="Times New Roman" w:hAnsi="Times New Roman" w:eastAsia="Malgun Gothic"/>
+          <w:b w:val="0"/>
+          <w:i w:val="0"/>
+          <w:sz w:val="22"/>
+        </w:rPr>
+        <w:t>И людей. Не только цифры — людей, которые за ними стоят.</w:t>
+      </w:r>
+    </w:p>
+    <w:p>
+      <w:pPr>
+        <w:spacing w:before="0" w:after="110" w:line="300" w:lineRule="auto"/>
+      </w:pPr>
+      <w:r>
+        <w:rPr>
+          <w:rFonts w:ascii="Times New Roman" w:hAnsi="Times New Roman" w:eastAsia="Malgun Gothic"/>
+          <w:b/>
+          <w:i w:val="0"/>
+          <w:sz w:val="22"/>
+        </w:rPr>
+        <w:t xml:space="preserve">Лёша: </w:t>
+      </w:r>
+      <w:r>
+        <w:rPr>
+          <w:rFonts w:ascii="Times New Roman" w:hAnsi="Times New Roman" w:eastAsia="Malgun Gothic"/>
+          <w:b w:val="0"/>
+          <w:i w:val="0"/>
+          <w:sz w:val="22"/>
+        </w:rPr>
+        <w:t>Людей — в первую очередь. Цифры без людей Ковальчук перевернёт за один эфир.</w:t>
+      </w:r>
+    </w:p>
+    <w:p>
+      <w:pPr>
+        <w:spacing w:before="0" w:after="110" w:line="300" w:lineRule="auto"/>
+      </w:pPr>
+      <w:r>
+        <w:rPr>
+          <w:rFonts w:ascii="Times New Roman" w:hAnsi="Times New Roman" w:eastAsia="Malgun Gothic"/>
+          <w:b/>
+          <w:i w:val="0"/>
+          <w:sz w:val="22"/>
+        </w:rPr>
         <w:t xml:space="preserve">Лёша: </w:t>
       </w:r>
       <w:r>
@@ -2883,7 +3324,7 @@
           <w:i w:val="0"/>
           <w:sz w:val="22"/>
         </w:rPr>
-        <w:t>Пушкин, «Борис Годунов» (Борис, монолог «Достиг я высшей власти…»): «Живая власть для черни ненавистна, они любить умеют только мёртвых»</w:t>
+        <w:t>Русская пословица: «Цыплят по осени считают»</w:t>
       </w:r>
       <w:r>
         <w:rPr>
@@ -2892,7 +3333,7 @@
           <w:i w:val="0"/>
           <w:sz w:val="22"/>
         </w:rPr>
-        <w:t xml:space="preserve"> — 민심을 잃은 보리스의 한탄. 지지율 하락 앞에서 료샤가 자조적으로 인용하지만, 이리나가 "신뢰를 잃은 자의 말로 국민을 말하지 말라"고 제지하며 정직 전략으로 되돌린다(장면 4). 원본의 처칠 인용은 러시아 고전 인용으로 대체했다.</w:t>
+        <w:t xml:space="preserve"> — 결과는 끝나 봐야 안다는 속담. 지지율 45%에 흔들리는 아들에게 어머니 안나가 "선거는 아직인데 벌써 셈부터 하느냐"며 건네는 말로, 숫자보다 끝까지 가는 태도를 믿는 어머니의 목소리다. 선거 한 달 전 48 대 32라는 마지막 숫자와 맞물린다(장면 5).</w:t>
       </w:r>
     </w:p>
     <w:p>

--- a/러시아 인권변호사/5부/5부_12화_재선의_기로.docx
+++ b/러시아 인권변호사/5부/5부_12화_재선의_기로.docx
@@ -1345,7 +1345,7 @@
           <w:i w:val="0"/>
           <w:sz w:val="22"/>
         </w:rPr>
-        <w:t xml:space="preserve"> Вы мне это всю жизнь говорите.</w:t>
+        <w:t xml:space="preserve"> Ты мне это всю жизнь говоришь.</w:t>
       </w:r>
     </w:p>
     <w:p>

--- a/러시아 인권변호사/5부/5부_12화_재선의_기로.docx
+++ b/러시아 인권변호사/5부/5부_12화_재선의_기로.docx
@@ -62,7 +62,7 @@
           <w:i w:val="0"/>
           <w:sz w:val="22"/>
         </w:rPr>
-        <w:t>11화로부터 약 넉 달 뒤, 취임 1년 3개월 무렵. 개헌 패키지 12조에 따른 조기 재신임 선거가 반년 앞으로 다가온 가운데, 경제적 피로와 폭로 피로로 지지율이 떨어진다. 마지막 장면은 그로부터 두 달 뒤, 취임 1년 반, 투표 한 달 전이다.</w:t>
+        <w:t>11화로부터 약 넉 달 뒤, 취임 1년 3개월 무렵. 개헌 패키지 12조에 따른 조기 재신임 선거가 석 달 앞으로 다가온 가운데, 경제적 피로와 폭로 피로로 지지율이 떨어진다. 마지막 장면은 그로부터 두 달 뒤, 취임 1년 반, 투표 한 달 전이다.</w:t>
       </w:r>
     </w:p>
     <w:p>
@@ -839,7 +839,7 @@
           <w:i w:val="0"/>
           <w:sz w:val="22"/>
         </w:rPr>
-        <w:t>Алексей Николаевич, через полгода выборы. Нужна стратегия.</w:t>
+        <w:t>Алексей Николаевич, через три месяца выборы. Нужна стратегия.</w:t>
       </w:r>
     </w:p>
     <w:p>
@@ -1289,7 +1289,7 @@
           <w:i w:val="0"/>
           <w:sz w:val="22"/>
         </w:rPr>
-        <w:t>Гребенщиков говорит, что за полгода всё можно вернуть. А можно и всё потерять.</w:t>
+        <w:t>Гребенщиков говорит, что за три месяца всё можно вернуть. А можно и всё потерять.</w:t>
       </w:r>
     </w:p>
     <w:p>
@@ -1929,7 +1929,7 @@
           <w:i w:val="0"/>
           <w:sz w:val="22"/>
         </w:rPr>
-        <w:t xml:space="preserve"> Друзья. Не буду обещать вам, что следующие полгода будут лёгкими. Не буду говорить, что реформы завершены, а трудности позади.</w:t>
+        <w:t xml:space="preserve"> Друзья. Не буду обещать вам, что следующие три месяца будут лёгкими. Не буду говорить, что реформы завершены, а трудности позади.</w:t>
       </w:r>
     </w:p>
     <w:p>
@@ -3333,7 +3333,7 @@
           <w:i w:val="0"/>
           <w:sz w:val="22"/>
         </w:rPr>
-        <w:t xml:space="preserve"> — 결과는 끝나 봐야 안다는 속담. 지지율 45%에 흔들리는 아들에게 어머니 안나가 "선거는 아직인데 벌써 셈부터 하느냐"며 건네는 말로, 숫자보다 끝까지 가는 태도를 믿는 어머니의 목소리다. 선거 한 달 전 48 대 32라는 마지막 숫자와 맞물린다(장면 5).</w:t>
+        <w:t xml:space="preserve"> — 한국어 해설: 결과는 끝나 봐야 안다는 속담. 지지율 45%에 흔들리는 아들에게 어머니 안나가 "선거는 아직인데 벌써 셈부터 하느냐"며 건네는 말로, 숫자보다 끝까지 가는 태도를 믿는 어머니의 목소리다. 선거 한 달 전 48 대 32라는 마지막 숫자와 맞물린다(장면 5).</w:t>
       </w:r>
     </w:p>
     <w:p>
@@ -3356,7 +3356,7 @@
           <w:i w:val="0"/>
           <w:sz w:val="22"/>
         </w:rPr>
-        <w:t xml:space="preserve"> — 대중의 찬사에 기대지 말라는 시. 첫 토론 뒤 이리나가 인용하고 료샤가 다음 행 "Ты сам свой высший суд"로 잇자, 이리나는 대통령은 시인과 달리 스스로의 최고 법정이 될 수 없기에 조기 재신임 조항(12조)을 만든 것이라고 받는다(장면 10).</w:t>
+        <w:t xml:space="preserve"> — 한국어 해설: 대중의 찬사에 기대지 말라는 시. 첫 토론 뒤 이리나가 인용하고 료샤가 다음 행 "Ты сам свой высший суд"로 잇자, 이리나는 대통령은 시인과 달리 스스로의 최고 법정이 될 수 없기에 조기 재신임 조항(12조)을 만든 것이라고 받는다(장면 10).</w:t>
       </w:r>
     </w:p>
     <w:p>

--- a/러시아 인권변호사/5부/5부_12화_재선의_기로.docx
+++ b/러시아 인권변호사/5부/5부_12화_재선의_기로.docx
@@ -978,6 +978,144 @@
           <w:sz w:val="22"/>
         </w:rPr>
         <w:t>Рискованная. Но единственная, которая соответствует тому, с чего вы начинали.</w:t>
+      </w:r>
+    </w:p>
+    <w:p>
+      <w:pPr>
+        <w:spacing w:before="0" w:after="110" w:line="300" w:lineRule="auto"/>
+      </w:pPr>
+      <w:r>
+        <w:rPr>
+          <w:rFonts w:ascii="Times New Roman" w:hAnsi="Times New Roman" w:eastAsia="Malgun Gothic"/>
+          <w:b/>
+          <w:i w:val="0"/>
+          <w:sz w:val="22"/>
+        </w:rPr>
+        <w:t xml:space="preserve">Лёша: </w:t>
+      </w:r>
+      <w:r>
+        <w:rPr>
+          <w:rFonts w:ascii="Times New Roman" w:hAnsi="Times New Roman" w:eastAsia="Malgun Gothic"/>
+          <w:b w:val="0"/>
+          <w:i w:val="0"/>
+          <w:sz w:val="22"/>
+        </w:rPr>
+        <w:t>А если людям нужны именно обещания? Быстрые, простые.</w:t>
+      </w:r>
+    </w:p>
+    <w:p>
+      <w:pPr>
+        <w:spacing w:before="0" w:after="110" w:line="300" w:lineRule="auto"/>
+      </w:pPr>
+      <w:r>
+        <w:rPr>
+          <w:rFonts w:ascii="Times New Roman" w:hAnsi="Times New Roman" w:eastAsia="Malgun Gothic"/>
+          <w:b/>
+          <w:i w:val="0"/>
+          <w:sz w:val="22"/>
+        </w:rPr>
+        <w:t xml:space="preserve">Ирина: </w:t>
+      </w:r>
+      <w:r>
+        <w:rPr>
+          <w:rFonts w:ascii="Times New Roman" w:hAnsi="Times New Roman" w:eastAsia="Malgun Gothic"/>
+          <w:b w:val="0"/>
+          <w:i w:val="0"/>
+          <w:sz w:val="22"/>
+        </w:rPr>
+        <w:t>Им их уже давали. Выборы девяносто шестого: в январе рейтинг действующего президента — в пределах погрешности, в июле — победа во втором туре. Концерты по всей стране, деньги, которых по закону быть не могло, и обещания всем сразу: погасить долги по зарплатам, отменить призыв к двухтысячному году.</w:t>
+      </w:r>
+    </w:p>
+    <w:p>
+      <w:pPr>
+        <w:spacing w:before="0" w:after="110" w:line="300" w:lineRule="auto"/>
+      </w:pPr>
+      <w:r>
+        <w:rPr>
+          <w:rFonts w:ascii="Times New Roman" w:hAnsi="Times New Roman" w:eastAsia="Malgun Gothic"/>
+          <w:b/>
+          <w:i w:val="0"/>
+          <w:sz w:val="22"/>
+        </w:rPr>
+        <w:t xml:space="preserve">Лёша: </w:t>
+      </w:r>
+      <w:r>
+        <w:rPr>
+          <w:rFonts w:ascii="Times New Roman" w:hAnsi="Times New Roman" w:eastAsia="Malgun Gothic"/>
+          <w:b w:val="0"/>
+          <w:i w:val="0"/>
+          <w:sz w:val="22"/>
+        </w:rPr>
+        <w:t>И это сработало.</w:t>
+      </w:r>
+    </w:p>
+    <w:p>
+      <w:pPr>
+        <w:spacing w:before="0" w:after="110" w:line="300" w:lineRule="auto"/>
+      </w:pPr>
+      <w:r>
+        <w:rPr>
+          <w:rFonts w:ascii="Times New Roman" w:hAnsi="Times New Roman" w:eastAsia="Malgun Gothic"/>
+          <w:b/>
+          <w:i w:val="0"/>
+          <w:sz w:val="22"/>
+        </w:rPr>
+        <w:t xml:space="preserve">Ирина: </w:t>
+      </w:r>
+      <w:r>
+        <w:rPr>
+          <w:rFonts w:ascii="Times New Roman" w:hAnsi="Times New Roman" w:eastAsia="Malgun Gothic"/>
+          <w:b w:val="0"/>
+          <w:i w:val="0"/>
+          <w:sz w:val="22"/>
+        </w:rPr>
+        <w:t>На один тур. Через два года — дефолт, призыв никто не отменил, долги по зарплатам гасили ещё годы. Люди запомнили не концерты, а то, что было после. С тех пор слово «обещаю» в этой стране весит меньше, чем должно, — и часть этого долга доверия досталась вам по наследству.</w:t>
+      </w:r>
+    </w:p>
+    <w:p>
+      <w:pPr>
+        <w:spacing w:before="0" w:after="110" w:line="300" w:lineRule="auto"/>
+      </w:pPr>
+      <w:r>
+        <w:rPr>
+          <w:rFonts w:ascii="Times New Roman" w:hAnsi="Times New Roman" w:eastAsia="Malgun Gothic"/>
+          <w:b/>
+          <w:i w:val="0"/>
+          <w:sz w:val="22"/>
+        </w:rPr>
+        <w:t xml:space="preserve">Лёша: </w:t>
+      </w:r>
+      <w:r>
+        <w:rPr>
+          <w:rFonts w:ascii="Times New Roman" w:hAnsi="Times New Roman" w:eastAsia="Malgun Gothic"/>
+          <w:b w:val="0"/>
+          <w:i w:val="0"/>
+          <w:sz w:val="22"/>
+        </w:rPr>
+        <w:t>Утешительно. Платить по чужим счетам.</w:t>
+      </w:r>
+    </w:p>
+    <w:p>
+      <w:pPr>
+        <w:spacing w:before="0" w:after="110" w:line="300" w:lineRule="auto"/>
+      </w:pPr>
+      <w:r>
+        <w:rPr>
+          <w:rFonts w:ascii="Times New Roman" w:hAnsi="Times New Roman" w:eastAsia="Malgun Gothic"/>
+          <w:b/>
+          <w:i w:val="0"/>
+          <w:sz w:val="22"/>
+        </w:rPr>
+        <w:t xml:space="preserve">Ирина: </w:t>
+      </w:r>
+      <w:r>
+        <w:rPr>
+          <w:rFonts w:ascii="Times New Roman" w:hAnsi="Times New Roman" w:eastAsia="Malgun Gothic"/>
+          <w:b w:val="0"/>
+          <w:i w:val="0"/>
+          <w:sz w:val="22"/>
+        </w:rPr>
+        <w:t>Не платить — не делать новых. Ваше преимущество именно в том, что вы ничего не обещали в таком стиле.</w:t>
       </w:r>
     </w:p>
     <w:p>
